--- a/templates/The-Truth_Writer-Template.docx
+++ b/templates/The-Truth_Writer-Template.docx
@@ -21,7 +21,7 @@
         <w:t xml:space="preserve">How to use this template. </w:t>
       </w:r>
       <w:r>
-        <w:t>Read this box, then delete nothing. It is not published.</w:t>
+        <w:t>The yellow notes are for you and are never published.</w:t>
       </w:r>
     </w:p>
     <w:p>
@@ -37,7 +37,7 @@
         <w:pStyle w:val="WriterNote"/>
       </w:pPr>
       <w:r>
-        <w:t>2. Fill in the grey boxes in the table below. Click a box and choose from the list, pick a date, or type.</w:t>
+        <w:t>2. Fill in the right-hand column of the table below. Click each box and choose from the list, pick a date, or type.</w:t>
       </w:r>
     </w:p>
     <w:p>

--- a/templates/The-Truth_Writer-Template.docx
+++ b/templates/The-Truth_Writer-Template.docx
@@ -54,6 +54,14 @@
       </w:pPr>
       <w:r>
         <w:t>4. Save the file and upload it to the Truth website's submissions folder. The page appears on the site in about five minutes. To change a page later, edit your file and upload it again with the same file name.</w:t>
+      </w:r>
+    </w:p>
+    <w:p>
+      <w:pPr>
+        <w:pStyle w:val="WriterNote"/>
+      </w:pPr>
+      <w:r>
+        <w:t>Using LibreOffice? This template works there too. Save with File &gt; Save As and keep the type Word 2007-365 (.docx), or save as the default .odt. Either file can be uploaded.</w:t>
       </w:r>
     </w:p>
     <w:p>

--- a/templates/The-Truth_Writer-Template.docx
+++ b/templates/The-Truth_Writer-Template.docx
@@ -45,7 +45,7 @@
         <w:pStyle w:val="WriterNote"/>
       </w:pPr>
       <w:r>
-        <w:t>3. Write your text under the line that says START WRITING BELOW. Replace each line that begins with SAMPLE, or delete it. Choose a style from the Styles gallery on the Home tab: Heading 2 for a main subheading, Heading 3 for a verse group such as Verses 1-4, Scripture for a quoted scripture followed by Scripture Reference for its verse, Overview for the chapter summary box, Closing Note for a closing line. Everything else is normal text.</w:t>
+        <w:t>3. Write your text under the line that says START WRITING BELOW. Replace each line that begins with SAMPLE, or delete it. Choose a style from the Styles gallery on the Home tab: Heading 2 for a main subheading, Heading 3 for a verse group such as Verses 1-4, Overview for the chapter summary box, Closing Note for a closing line. Everything else is normal text. Do not copy out scripture text: refer to it by book, chapter and verse (such as Daniel 7:14).</w:t>
       </w:r>
     </w:p>
     <w:p>
@@ -670,25 +670,9 @@
       </w:r>
     </w:p>
     <w:p>
-      <w:pPr>
-        <w:pStyle w:val="Scripture"/>
-      </w:pPr>
-      <w:r>
-        <w:t>SAMPLE: “Type the scripture here, in quotation marks.”</w:t>
-      </w:r>
-    </w:p>
-    <w:p>
-      <w:pPr>
-        <w:pStyle w:val="ScriptureReference"/>
-      </w:pPr>
-      <w:r>
-        <w:t>SAMPLE: Verse 1</w:t>
-      </w:r>
-    </w:p>
-    <w:p>
       <w:pPr/>
       <w:r>
-        <w:t>SAMPLE: Type your comments on those verses here, as normal paragraphs. Bold, italic and links all carry over.</w:t>
+        <w:t>SAMPLE: Type your comments on those verses here, as normal paragraphs. Refer to scripture by reference only (Daniel 7:14), never by quoting it. Bold, italic and links all carry over.</w:t>
       </w:r>
     </w:p>
     <w:p>
@@ -12789,39 +12773,6 @@
     </w:pPr>
     <w:rPr>
       <w:sz w:val="24"/>
-    </w:rPr>
-  </w:style>
-  <w:style w:type="paragraph" w:customStyle="1" w:styleId="Scripture">
-    <w:name w:val="Scripture"/>
-    <w:basedOn w:val="Normal"/>
-    <w:qFormat/>
-    <w:pPr>
-      <w:pBdr>
-        <w:left w:val="single" w:sz="18" w:space="8" w:color="B55A42"/>
-      </w:pBdr>
-      <w:spacing w:after="40"/>
-      <w:ind w:left="432"/>
-    </w:pPr>
-    <w:rPr>
-      <w:i/>
-      <w:sz w:val="26"/>
-    </w:rPr>
-  </w:style>
-  <w:style w:type="paragraph" w:customStyle="1" w:styleId="ScriptureReference">
-    <w:name w:val="Scripture Reference"/>
-    <w:basedOn w:val="Normal"/>
-    <w:qFormat/>
-    <w:pPr>
-      <w:pBdr>
-        <w:left w:val="single" w:sz="18" w:space="8" w:color="B55A42"/>
-      </w:pBdr>
-      <w:spacing w:after="200"/>
-      <w:ind w:left="432"/>
-    </w:pPr>
-    <w:rPr>
-      <w:b/>
-      <w:color w:val="B55A42"/>
-      <w:sz w:val="21"/>
     </w:rPr>
   </w:style>
   <w:style w:type="paragraph" w:customStyle="1" w:styleId="ClosingNote">
